--- a/STARLAB_Unit_5/Teaching Guides/Week_21_Understanding_Scientific_Reports.docx
+++ b/STARLAB_Unit_5/Teaching Guides/Week_21_Understanding_Scientific_Reports.docx
@@ -81,6 +81,12 @@
       </w:pPr>
       <w:r>
         <w:t>Teacher Materials</w:t>
+      </w:r>
+    </w:p>
+    <w:p>
+      <w:pPr/>
+      <w:r>
+        <w:t>Deck Use: Primary - Deck 13: Scientific Report Structure</w:t>
       </w:r>
     </w:p>
     <w:p>

--- a/STARLAB_Unit_5/Teaching Guides/Week_21_Understanding_Scientific_Reports.docx
+++ b/STARLAB_Unit_5/Teaching Guides/Week_21_Understanding_Scientific_Reports.docx
@@ -112,6 +112,24 @@
     <w:p>
       <w:r>
         <w:t>Appendix A: Scientific Report Section Guide</w:t>
+      </w:r>
+    </w:p>
+    <w:p>
+      <w:pPr/>
+      <w:r>
+        <w:t>Appendix L: Scientific Report Template</w:t>
+      </w:r>
+    </w:p>
+    <w:p>
+      <w:pPr/>
+      <w:r>
+        <w:t>Optional / Teacher Reference - Appendix R: Teacher Implementation Notes for New STARLAB Chapters</w:t>
+      </w:r>
+    </w:p>
+    <w:p>
+      <w:pPr/>
+      <w:r>
+        <w:t>Optional / Teacher Reference - Appendix S: STARLAB Research Showcase Preparation</w:t>
       </w:r>
     </w:p>
     <w:p>

--- a/STARLAB_Unit_5/Teaching Guides/Week_21_Understanding_Scientific_Reports.docx
+++ b/STARLAB_Unit_5/Teaching Guides/Week_21_Understanding_Scientific_Reports.docx
@@ -372,6 +372,29 @@
         <w:pStyle w:val="Heading2"/>
       </w:pPr>
       <w:r>
+        <w:t>Teacher-Only Showcase Planning Milestone</w:t>
+      </w:r>
+    </w:p>
+    <w:p>
+      <w:pPr/>
+      <w:r>
+        <w:t>Milestone 1 - Event framework (approximately 12 weeks before Week 33): select the public showcase format, tentative date and time, intended public audience, venue, and administrative or district support. Use the STARLAB Showcase Planning Kit and Unit 5 Appendix S as planning references.</w:t>
+      </w:r>
+    </w:p>
+    <w:p>
+      <w:pPr/>
+      <w:r>
+        <w:rPr>
+          <w:b/>
+        </w:rPr>
+        <w:t>This is teacher planning only. Do not add a student assignment, handout, deliverable, or print requirement this week.</w:t>
+      </w:r>
+    </w:p>
+    <w:p>
+      <w:pPr>
+        <w:pStyle w:val="Heading2"/>
+      </w:pPr>
+      <w:r>
         <w:t>Week 21 Deliverables</w:t>
       </w:r>
     </w:p>
